--- a/docs/downloads/john-nelson-darby/doc_0288.docx
+++ b/docs/downloads/john-nelson-darby/doc_0288.docx
@@ -16,7 +16,23 @@
             <w:rtl/>
             <w:lang w:bidi="ar-SA"/>
           </w:rPr>
-          <w:t>العتق من الناموس بحسب الكتاب المقدس</w:t>
+          <w:t>التأ</w:t>
+        </w:r>
+        <w:r>
+          <w:rPr>
+            <w:rStyle w:val="Hyperlink"/>
+            <w:rtl/>
+            <w:lang w:bidi="ar-SA"/>
+          </w:rPr>
+          <w:t>د</w:t>
+        </w:r>
+        <w:r>
+          <w:rPr>
+            <w:rStyle w:val="Hyperlink"/>
+            <w:rtl/>
+            <w:lang w:bidi="ar-SA"/>
+          </w:rPr>
+          <w:t>يب</w:t>
         </w:r>
       </w:hyperlink>
     </w:p>
@@ -47,157 +63,7 @@
           <w:rtl/>
           <w:lang w:bidi="ar-SA"/>
         </w:rPr>
-        <w:t>إن علاقتنا مع الله فيها نقطتان ملفتة للنظر: مسؤوليتنا كإنسان، وقوة الحياة التي نحيا</w:t>
-      </w:r>
-      <w:r>
-        <w:rPr>
-          <w:rtl/>
-        </w:rPr>
-        <w:t xml:space="preserve"> </w:t>
-      </w:r>
-      <w:r>
-        <w:rPr>
-          <w:rFonts w:hint="cs"/>
-          <w:rtl/>
-          <w:lang w:bidi="ar-SA"/>
-        </w:rPr>
-        <w:t xml:space="preserve">فيها أمامه. الله كان قد أظهر هذين الأمرين في الفردوس: في شجرة </w:t>
-      </w:r>
-      <w:r>
-        <w:rPr>
-          <w:rFonts w:hint="cs"/>
-          <w:rtl/>
-          <w:lang w:bidi="ar-SA"/>
-        </w:rPr>
-        <w:t>معرفة الخير والشر، وفي شجرة الحياة. فبخصوص المسؤولية فقد صار الإنسان خاطئًا. فهو لم تعُد فيه حياة روحية (يوحنا 6: 53). ال</w:t>
-      </w:r>
-      <w:r>
-        <w:rPr>
-          <w:rFonts w:hint="cs"/>
-          <w:rtl/>
-          <w:lang w:bidi="ar-SA"/>
-        </w:rPr>
-        <w:t xml:space="preserve">خطية أدخلت الموت واللعنة في حياته. من بعد السقوط أعطى الله الناموس بموسى ليمتحن حالة الإنسان. ناموس الله وُضع ليُطالِب بالبرّ بحسب طبيعة الذي أعطاه؛ غير أن الناموس لا يمنح الحياة (غلاطية 3: 21). إنها طبيعة الناموس التي تطالب ولا تُعطي. ولأن الأمر له علاقة بالبر فالله لا يمكنه أن يقلّل من مطالبات الناموس وعندما تكون الطبيعة الإلهية فينا لن نتمنى ولن نرغب بأن تقلّ هذه المطاليب. الناموس هو القياس لمسؤولية الإنسان الطبيعي؛ غير أنه لا يمنح الحياة، ولأن الإنسان خاطئ، فبدلاً من أن يكون عمله في </w:t>
-      </w:r>
-      <w:r>
-        <w:rPr>
-          <w:rFonts w:hint="cs"/>
-          <w:rtl/>
-          <w:lang w:bidi="ar-SA"/>
-        </w:rPr>
-        <w:t>إظهار</w:t>
-      </w:r>
-      <w:r>
-        <w:rPr>
-          <w:rFonts w:hint="cs"/>
-          <w:rtl/>
-          <w:lang w:bidi="ar-SA"/>
-        </w:rPr>
-        <w:t xml:space="preserve"> العون له، هو يُدخل</w:t>
-      </w:r>
-      <w:r>
-        <w:rPr>
-          <w:rFonts w:hint="cs"/>
-          <w:rtl/>
-          <w:lang w:bidi="ar-SA"/>
-        </w:rPr>
-        <w:t xml:space="preserve"> إليه</w:t>
-      </w:r>
-      <w:r>
-        <w:rPr>
-          <w:rFonts w:hint="cs"/>
-          <w:rtl/>
-          <w:lang w:bidi="ar-SA"/>
-        </w:rPr>
-        <w:t xml:space="preserve"> الموت واللعنة</w:t>
-      </w:r>
-      <w:r>
-        <w:rPr>
-          <w:rFonts w:hint="cs"/>
-          <w:rtl/>
-          <w:lang w:bidi="ar-SA"/>
-        </w:rPr>
-        <w:t xml:space="preserve">. </w:t>
-      </w:r>
-      <w:r>
-        <w:rPr>
-          <w:rFonts w:hint="cs"/>
-          <w:rtl/>
-          <w:lang w:bidi="ar-SA"/>
-        </w:rPr>
-        <w:t xml:space="preserve">الخلط ما بين النعمة والناموس، إن كانت النعمة عاملة فينا لا يصنع </w:t>
-      </w:r>
-      <w:r>
-        <w:rPr>
-          <w:rFonts w:hint="cs"/>
-          <w:rtl/>
-          <w:lang w:bidi="ar-SA"/>
-        </w:rPr>
-        <w:t xml:space="preserve">أي </w:t>
-      </w:r>
-      <w:r>
-        <w:rPr>
-          <w:rFonts w:hint="cs"/>
-          <w:rtl/>
-          <w:lang w:bidi="ar-SA"/>
-        </w:rPr>
-        <w:t>تغيير في هذه الحالة. النعمة لا تعزلنا من المسؤولية والذي يُطالب به الناموس لم يكُن قد اكتمل بعد. جاء المسيح ليكون مخلّصنا ومنقذنا. هو الذي يعمل على إدخال الحياة في المؤمن؛ فلقد خضع للموت الذي كنا قابعين تحته، وقد حمل خطايانا وغضب</w:t>
-      </w:r>
-      <w:r>
-        <w:rPr>
-          <w:rFonts w:hint="cs"/>
-          <w:rtl/>
-          <w:lang w:bidi="ar-SA"/>
-        </w:rPr>
-        <w:t>َ</w:t>
-      </w:r>
-      <w:r>
-        <w:rPr>
-          <w:rFonts w:hint="cs"/>
-          <w:rtl/>
-          <w:lang w:bidi="ar-SA"/>
-        </w:rPr>
-        <w:t xml:space="preserve"> الله</w:t>
-      </w:r>
-      <w:r>
-        <w:rPr>
-          <w:rFonts w:hint="cs"/>
-          <w:rtl/>
-          <w:lang w:bidi="ar-SA"/>
-        </w:rPr>
-        <w:t xml:space="preserve"> على الصليب</w:t>
-      </w:r>
-      <w:r>
-        <w:rPr>
-          <w:rFonts w:hint="cs"/>
-          <w:rtl/>
-          <w:lang w:bidi="ar-SA"/>
-        </w:rPr>
-        <w:t xml:space="preserve"> ال</w:t>
-      </w:r>
-      <w:r>
-        <w:rPr>
-          <w:rFonts w:hint="cs"/>
-          <w:rtl/>
-          <w:lang w:bidi="ar-SA"/>
-        </w:rPr>
-        <w:t>ذ</w:t>
-      </w:r>
-      <w:r>
-        <w:rPr>
-          <w:rFonts w:hint="cs"/>
-          <w:rtl/>
-          <w:lang w:bidi="ar-SA"/>
-        </w:rPr>
-        <w:t>ي كان من استحقاقهم</w:t>
-      </w:r>
-      <w:r>
-        <w:rPr>
-          <w:rFonts w:hint="cs"/>
-          <w:rtl/>
-          <w:lang w:bidi="ar-SA"/>
-        </w:rPr>
-        <w:t>. لكن ليس هذا فقط؛ فالإنسان قد دخل في شخصه في مقام (موقف، مكانة، مركز) جديد، إنه الإنسان الذي قام، والمُمجّد أمام الله. إن برّ الله قد كمُل فيه وقد حصل على المجد كمكافأة له. الآن دعونا نتابع كيف صرنا شركاء في هذا المقام المجيد أمام الله.</w:t>
+        <w:t>الموقف الباطني في ممارسة التأديب</w:t>
       </w:r>
     </w:p>
     <w:p>
@@ -213,7 +79,7 @@
           <w:rtl/>
           <w:lang w:bidi="ar-SA"/>
         </w:rPr>
-        <w:t xml:space="preserve">الخطية لا تحتمل وجودها مع الله؛ فلا يوجد شيء يمكنه أن يرفع المسؤولية عن الخليقة. في بداية رسالة رومية يقدّم الرسول حالة الأمم واليهود الخاطئة. من دون الناموس يكون الإنسان بلا ناموس (بعيد عن الله </w:t>
+        <w:t xml:space="preserve">قبل أن نتكلم عن ممارسة التأديب </w:t>
       </w:r>
       <w:r>
         <w:rPr>
@@ -228,15 +94,55 @@
           <w:rtl/>
           <w:lang w:bidi="ar-SA"/>
         </w:rPr>
-        <w:t xml:space="preserve"> شرير)، الخطية عزلته عنه، وقد فقد كل فكرة صحيحة عن الله وقد أُسلم لتلك الأمور التي لا تليق بالإنسان. في خضوعه للناموس هو ليس فقط فاسد</w:t>
-      </w:r>
-      <w:r>
-        <w:rPr>
-          <w:rFonts w:hint="cs"/>
-          <w:rtl/>
-          <w:lang w:bidi="ar-SA"/>
-        </w:rPr>
-        <w:t xml:space="preserve"> بتأثير عمل الشهوة، وإنما عاصي بقوة إرادته الذاتية. الناموس لا يلعن الخطية وحدها فقط، وإنما الخاطئ أيضًا. جاء الرب، مولودًا من امرأة ووُضع تحت الناموس؛ فسفك دمه ليطهرنا أمام الله، ليبرر الخاطئ أمام الله الديان العادل. إن النعمة العميقة والغنية أيضًا عُرضت أمامنا في هذا العمل. هذا هو تعليم الرسالة حتى نهاية الإصحاح 3.</w:t>
+        <w:t xml:space="preserve"> </w:t>
+      </w:r>
+      <w:r>
+        <w:rPr>
+          <w:rFonts w:hint="cs"/>
+          <w:rtl/>
+          <w:lang w:bidi="ar-SA"/>
+        </w:rPr>
+        <w:t>وهذا</w:t>
+      </w:r>
+      <w:r>
+        <w:rPr>
+          <w:rFonts w:hint="cs"/>
+          <w:rtl/>
+          <w:lang w:bidi="ar-SA"/>
+        </w:rPr>
+        <w:t xml:space="preserve"> لأمر خطير بصورة غير عادية -،حسنًا إن تذكرنا من نكون نحن في حد أنفسنا. عندما أعيد النظر في أني خاطئ بائس نال خلاصه فقط برحمة عظيمة وفقط في يسوع المسيح وحده</w:t>
+      </w:r>
+      <w:r>
+        <w:rPr>
+          <w:rFonts w:hint="cs"/>
+          <w:rtl/>
+          <w:lang w:bidi="ar-SA"/>
+        </w:rPr>
+        <w:t xml:space="preserve"> أنا</w:t>
+      </w:r>
+      <w:r>
+        <w:rPr>
+          <w:rFonts w:hint="cs"/>
+          <w:rtl/>
+          <w:lang w:bidi="ar-SA"/>
+        </w:rPr>
+        <w:t xml:space="preserve"> مقبول</w:t>
+      </w:r>
+      <w:r>
+        <w:rPr>
+          <w:rFonts w:hint="cs"/>
+          <w:rtl/>
+          <w:lang w:bidi="ar-SA"/>
+        </w:rPr>
+        <w:t xml:space="preserve"> وأنا قادر على الوقوف، والذي أنا في ذاتي </w:t>
+      </w:r>
+      <w:r>
+        <w:rPr>
+          <w:rFonts w:hint="cs"/>
+          <w:rtl/>
+          <w:lang w:bidi="ar-SA"/>
+        </w:rPr>
+        <w:t>غير مستحق لأي شيء، فمن الواضح أنه لمشروع رهيب بأن يوضع التأديب بين يدي. مَن غير الله قادر على أن يحكم؟ هذا هو أول فكر يطرأ في داخلي.</w:t>
       </w:r>
     </w:p>
     <w:p>
@@ -252,7 +158,117 @@
           <w:rtl/>
           <w:lang w:bidi="ar-SA"/>
         </w:rPr>
-        <w:t>في الإصحاح 4. بدأ في التأمل بحقيقة أخرى، وهي عمل ونتيجة قيامة المسيح. في الإصحاحات 5، 6 و 7 لدينا تأثير هذه الحقيقة وفي الإصحاح 8 النتيجة الكاملة.</w:t>
+        <w:t>فبكوني لا شيء أبدًا، أقف وسط أشخاص غاليين على قلب الرب أتطلع إليهم وعليّ أن أقدّرهم أكثر من نفسي، وذلك بوعيي أنني قابل</w:t>
+      </w:r>
+      <w:r>
+        <w:rPr>
+          <w:rFonts w:hint="cs"/>
+          <w:rtl/>
+          <w:lang w:bidi="ar-SA"/>
+        </w:rPr>
+        <w:t xml:space="preserve"> جدًا</w:t>
+      </w:r>
+      <w:r>
+        <w:rPr>
+          <w:rFonts w:hint="cs"/>
+          <w:rtl/>
+          <w:lang w:bidi="ar-SA"/>
+        </w:rPr>
+        <w:t xml:space="preserve"> بأن أُخطئ</w:t>
+      </w:r>
+      <w:r>
+        <w:rPr>
+          <w:rFonts w:hint="cs"/>
+          <w:rtl/>
+          <w:lang w:bidi="ar-SA"/>
+        </w:rPr>
+        <w:t xml:space="preserve"> وبعدم استحقاقي أمام الرب لأمارس </w:t>
+      </w:r>
+      <w:r>
+        <w:rPr>
+          <w:rFonts w:hint="cs"/>
+          <w:rtl/>
+          <w:lang w:bidi="ar-SA"/>
+        </w:rPr>
+        <w:t>ا</w:t>
+      </w:r>
+      <w:r>
+        <w:rPr>
+          <w:rFonts w:hint="cs"/>
+          <w:rtl/>
+          <w:lang w:bidi="ar-SA"/>
+        </w:rPr>
+        <w:t xml:space="preserve">لتأديب! </w:t>
+      </w:r>
+      <w:r>
+        <w:rPr>
+          <w:rtl/>
+          <w:lang w:bidi="ar-SA"/>
+        </w:rPr>
+        <w:t>–</w:t>
+      </w:r>
+      <w:r>
+        <w:rPr>
+          <w:rFonts w:hint="cs"/>
+          <w:rtl/>
+          <w:lang w:bidi="ar-SA"/>
+        </w:rPr>
+        <w:t xml:space="preserve"> ففي الواقع فهي لوعيي فكرة في غاية الخطورة والجدية. إنها تطرحني أرضًا. ولا شيء يمكنه أن يحررني من هذا الشعور إلا شيء واحد وهو كون المحبة تتقدمني. فإن فعلاً كانت المحبة عاملة، فلن يكون اهتمامها إلا في تحقيق مقاصدها. دعونا ننظر إلى المحبة </w:t>
+      </w:r>
+      <w:r>
+        <w:rPr>
+          <w:rFonts w:hint="cs"/>
+          <w:rtl/>
+          <w:lang w:bidi="ar-SA"/>
+        </w:rPr>
+        <w:t xml:space="preserve">التي في الرب يسوع، التي فيها واجهَ كل أمر، مهما كان هو الشيء الذي واجهه في الطريق. إن هذا لوحده أنا أعتقد القادر بأن يحرر روحنا بالفعل من الشعور بأننا على خطأ في ممارستنا للتأديب. ولكان الأمر فظيعًا لو أردت بأن أترك موقفي الشخصي هذا في التأديب ولو للحظة واحدة. من المؤكد أنه لا بد وأن يكون الشأن الأساسي في كل تصرف هو العدل، ولكن الذي يُجريه هي المحبة، المحبة في ممارسة عملية لضمان البركة للقداسة لأجل الكنيسة، وإن قد يكون هذا مؤلمًا لها أيضًا. فلا يمكن ولا بأي حال أن يكون هنالك تفوق للجسد (انظر متى 23: 8 </w:t>
+      </w:r>
+      <w:r>
+        <w:rPr>
+          <w:rtl/>
+          <w:lang w:bidi="ar-SA"/>
+        </w:rPr>
+        <w:t>–</w:t>
+      </w:r>
+      <w:r>
+        <w:rPr>
+          <w:rFonts w:hint="cs"/>
+          <w:rtl/>
+          <w:lang w:bidi="ar-SA"/>
+        </w:rPr>
+        <w:t xml:space="preserve"> 11). فنحن لسنا السيد </w:t>
+      </w:r>
+      <w:r>
+        <w:rPr>
+          <w:rFonts w:hint="cs"/>
+          <w:rtl/>
+          <w:lang w:bidi="ar-SA"/>
+        </w:rPr>
+        <w:t xml:space="preserve">لنمارس التأديب. فمع أن المحبة هي التي عليها أن تدفعنا بغيرة واهتمام ساهر للحفاظ على البِرّ ولنهتم ببعضنا البعض، إلا أنه لا يجوز لنا أن ننسى أبدًا، بأن أخونا في الأخير أمره هو مع ربه وسقوطه معه (رومية 14: 4). إلا أن المحبة وحدها التي يجوز لها أن تقود، وخدمة المحبة تكشف عنها. صحيح أننا نرى بأن الرب يسوع كان قد تصرف بشكل مختلف في إحدى المرات، حينما مارس تأديبًا، حينما </w:t>
+      </w:r>
+      <w:r>
+        <w:rPr>
+          <w:rFonts w:hint="cs"/>
+          <w:rtl/>
+          <w:lang w:bidi="ar-SA"/>
+        </w:rPr>
+        <w:t>ص</w:t>
+      </w:r>
+      <w:r>
+        <w:rPr>
+          <w:rFonts w:hint="cs"/>
+          <w:rtl/>
+          <w:lang w:bidi="ar-SA"/>
+        </w:rPr>
+        <w:t>نع سوطًا من حبال مجدولة وطرد</w:t>
+      </w:r>
+      <w:r>
+        <w:rPr>
+          <w:rFonts w:hint="cs"/>
+          <w:rtl/>
+          <w:lang w:bidi="ar-SA"/>
+        </w:rPr>
+        <w:t xml:space="preserve"> الذين دنسوا الهيكل (متى 21؛ يوحنا 2)؛ إلا أنه هنا على الأغلب أظهر ذلك الطابع الذي سيمارس فيه القضاء في يوم ما.</w:t>
       </w:r>
     </w:p>
     <w:p>
@@ -268,22 +284,7 @@
           <w:rtl/>
           <w:lang w:bidi="ar-SA"/>
         </w:rPr>
-        <w:t>في الإصحاح الـ 4 ذكر قصة إبراهيم. إن كان اليهودي ملعونًا بالناموس فكان بوسعه أن يستند على علاقة إبراهيم بالله. لهذا فالرسول يقدّم مبادئ هذه العلاقة ويُري بأنها متعلقة بالإيمان والموعد. البرّ كان بالإيمان وقد أُعطي لإبراهيم قبل أن يُختتن "</w:t>
-      </w:r>
-      <w:r>
-        <w:rPr>
-          <w:rtl/>
-          <w:lang w:bidi="ar-SA"/>
-        </w:rPr>
-        <w:t>فَآمَنَ إِبْرَاهِيمُ بِاللهِ فَحُسِبَ لَهُ بِرًّا</w:t>
-      </w:r>
-      <w:r>
-        <w:rPr>
-          <w:rFonts w:hint="cs"/>
-          <w:rtl/>
-          <w:lang w:bidi="ar-SA"/>
-        </w:rPr>
-        <w:t>" وهنالك مبدأ آخر عُرض في هذا الإصحاح. إبراهيم كان كميّت مثل امرأته سارة. غير أن الله وعده بنسل. إبراهيم لم يشك بسبب عدم قدرة الإنسان، وإنما آمن في قوة الله الذي سيتمم مواعيده. وهذا حُسب له برًا.</w:t>
+        <w:t>مختلف أنواع التأديب</w:t>
       </w:r>
     </w:p>
     <w:p>
@@ -299,38 +300,110 @@
           <w:rtl/>
           <w:lang w:bidi="ar-SA"/>
         </w:rPr>
-        <w:t xml:space="preserve">هكذا هو الأمر معنا نحن؛ فقط مع الفارق الملفت، بأننا لا نؤمن بأن الله باستطاعته أن يتمم المواعيد، وإنما بأنه قد تممها. "إننا نؤمن بالله الذي أقام ربنا يسوع من الأموات." ونلاحظ هنا  بأن الرسول لا يقول: "إننا نؤمن بمَن قام، وإنما بمَن أقامه. وبهذا هو يعطينا بأن نفهم ما هو بُعد هذا التعليم. الله هو ليس ديّان عادل في القيامة، وقد نال رضاه في عمل المسيح، </w:t>
-      </w:r>
-      <w:r>
-        <w:rPr>
-          <w:rFonts w:hint="cs"/>
-          <w:rtl/>
-          <w:lang w:bidi="ar-SA"/>
-        </w:rPr>
-        <w:t>وإنما هو يعمل بقدرته الخاصة في منطقة الموت، ليُخرج حبيبه وليُدخلنا الآن في المسيح في مقام جديد ليس فيه أي مكان لا للموت ولا للخطية. الله يعمل من أجلنا ليخلّصنا بالتمام وليوقفنا أمامه في نعمة وبرّ. الإنسان ميّت فيما يتعلق بالحياة الروحية، وفيما يتعلق بالحياة الطبيعية، هو يعيش في الخطية، في المسيح يموت وفيه يقوم ويجد مكانته في النعمة أمام الله حيث رُفعت الخطية وكمُل البرّ. "</w:t>
-      </w:r>
-      <w:r>
-        <w:rPr>
-          <w:rtl/>
-          <w:lang w:bidi="ar-SA"/>
-        </w:rPr>
-        <w:t>أُسْلِمَ مِنْ أَجْلِ خَطَايَانَا وَأُقِيمَ لأَجْلِ تَبْرِيرِنَا.</w:t>
-      </w:r>
-      <w:r>
-        <w:rPr>
-          <w:rFonts w:hint="cs"/>
-          <w:rtl/>
-          <w:lang w:bidi="ar-SA"/>
+        <w:t>هنالك نوعان أو ثلاثة من التأديب، والتي</w:t>
+      </w:r>
+      <w:r>
+        <w:rPr>
+          <w:rtl/>
         </w:rPr>
         <w:t xml:space="preserve"> </w:t>
       </w:r>
       <w:r>
         <w:rPr>
-          <w:rFonts w:hint="cs"/>
-          <w:rtl/>
-          <w:lang w:bidi="ar-SA"/>
-        </w:rPr>
-        <w:t>"</w:t>
+          <w:rtl/>
+          <w:lang w:bidi="ar-SA"/>
+        </w:rPr>
+        <w:t>عادة</w:t>
+      </w:r>
+      <w:r>
+        <w:rPr>
+          <w:rFonts w:hint="cs"/>
+          <w:rtl/>
+          <w:lang w:bidi="ar-SA"/>
+        </w:rPr>
+        <w:t xml:space="preserve"> يُختلط فيما بينها بين المسيحيين، إلا أنها تري </w:t>
+      </w:r>
+      <w:r>
+        <w:rPr>
+          <w:rtl/>
+          <w:lang w:bidi="ar-SA"/>
+        </w:rPr>
+        <w:t>–</w:t>
+      </w:r>
+      <w:r>
+        <w:rPr>
+          <w:rFonts w:hint="cs"/>
+          <w:rtl/>
+          <w:lang w:bidi="ar-SA"/>
+        </w:rPr>
+        <w:t xml:space="preserve"> ولنا في ذلك تعزية </w:t>
+      </w:r>
+      <w:r>
+        <w:rPr>
+          <w:rtl/>
+          <w:lang w:bidi="ar-SA"/>
+        </w:rPr>
+        <w:t>–</w:t>
+      </w:r>
+      <w:r>
+        <w:rPr>
+          <w:rFonts w:hint="cs"/>
+          <w:rtl/>
+          <w:lang w:bidi="ar-SA"/>
+        </w:rPr>
+        <w:t xml:space="preserve"> صلة الفرد الباطنية بكل الجسد وبالله. فهنا وأكثر من أي مكان آخر هنالك معضلات أكبر في مسألة التأديب. والسبب في ذلك هي عادات معينة في حياتنا معًا بصورة عامة، والتي أدّت بأن نعتبره مجرد كإجراء نحسم فيه و</w:t>
+      </w:r>
+      <w:r>
+        <w:rPr>
+          <w:rFonts w:hint="cs"/>
+          <w:rtl/>
+          <w:lang w:bidi="ar-SA"/>
+        </w:rPr>
+        <w:t>نحكم. فتقرر مجموعة من الأشخاص معًا، ويُتخذ حُكمًا بما يوافق الحاجة حتى يُمنح للهيئة المجتمعة بمحض إرادتها مهابة وثباتًا. ولأن الناس عليها أن تتأكد، وضعت كل شركة لنفسها قواعد للتصرف. غير أن هذا المبدأ هو بعيد كل البُعد عن الحق كبعد العالم عن الكنيسة أو النور عن الظلمة. فأي مبدأ يعتمد من بعد القرار الجماعي على الاختيارية</w:t>
+      </w:r>
+      <w:r>
+        <w:rPr>
+          <w:rFonts w:hint="cs"/>
+          <w:rtl/>
+          <w:lang w:bidi="ar-SA"/>
+        </w:rPr>
+        <w:t xml:space="preserve"> </w:t>
+      </w:r>
+      <w:r>
+        <w:rPr>
+          <w:rFonts w:hint="cs"/>
+          <w:rtl/>
+        </w:rPr>
+        <w:t xml:space="preserve">وأن </w:t>
+      </w:r>
+      <w:r>
+        <w:rPr>
+          <w:rFonts w:hint="cs"/>
+          <w:rtl/>
+        </w:rPr>
+        <w:t>اللوائح</w:t>
+      </w:r>
+      <w:r>
+        <w:rPr>
+          <w:rFonts w:hint="cs"/>
+          <w:rtl/>
+        </w:rPr>
+        <w:t xml:space="preserve"> الشخصية هي التي تعمل على استمرارية الشركة لا يمكن مطلقًا الاعتراف به. فإرادة الإنسان هي تحديدًا التي تُدخل الفساد المستديم، حتى وإن تم ملائمتها، إلا أن المبدأ المدرك هنا يبقى بجملته خاطئ. </w:t>
+      </w:r>
+      <w:r>
+        <w:rPr>
+          <w:rFonts w:hint="cs"/>
+          <w:rtl/>
+        </w:rPr>
+        <w:t xml:space="preserve">ففي الأمور المختصة بالله لا يوجد شيء كتعامل اختياري من الجانب الإنساني. فكل تعامل يحدث تحت عهدة المسيح وبالروح. ففي لحظة تدخل إرادة الإنسان نكون بذلك نخدم إبليس وليس المسيح. وقد خرج من هذا الأمر كم كبير من المشاكل العملية لا يشعر به مَن هم خارج إنجلترا بهذه الصورة. ولكن إن تخيلت مرافعة قضائية تُجرى بقوانين أو </w:t>
+      </w:r>
+      <w:r>
+        <w:rPr>
+          <w:rFonts w:hint="cs"/>
+          <w:rtl/>
+          <w:lang w:bidi="ar-SA"/>
+        </w:rPr>
+        <w:t>لوائح فإني بذلك أكون قد تركت بنفسي أرضية النعمة تمامًا وشوّهت كل شيء.</w:t>
       </w:r>
     </w:p>
     <w:p>
@@ -346,12 +419,13 @@
           <w:rtl/>
           <w:lang w:bidi="ar-SA"/>
         </w:rPr>
-        <w:t>من الإصحاح 5 حتى 8 يطبّق هذه الحقيقة على حالتنا. في الإصحاح 5 على تبريرنا؛ وفي الـ 6. على الحياة الجديدة في المسيحي؛ في الـ 7. على الناموس؛ في الـ 8. نجد حالة النفس المُعتَقّة معروضة بالكامل.</w:t>
+        <w:t>خطية ضد أخٍ</w:t>
       </w:r>
     </w:p>
     <w:p>
       <w:pPr>
         <w:rPr>
+          <w:rtl/>
           <w:lang w:bidi="ar-SA"/>
         </w:rPr>
       </w:pPr>
@@ -361,7 +435,7 @@
           <w:rtl/>
           <w:lang w:bidi="ar-SA"/>
         </w:rPr>
-        <w:t xml:space="preserve">في الإصحاح 5. يرينا، بأن المؤمن يتمتع بالسلام مع الله، بأنه يعيش في لطف الله، وهو وارث لمجده ويفرح بالضيقات بحد ذاتها التي تدعم سلامته الروحية. وأكثر من ذلك، هو يفرح بالله ذاته، بينبوع فرح دائم. الإنسان كان في آدم الأول ولهذا هو وارثًا له أيضًا في عواقب عصيانه؛ أما المؤمن فهو في آدم الثاني، الذي هو بارّ بطاعة ذاك؛ فلأنه بارّ بطاعة شخص آخر، المسيح، يقول الجسد: إنه غير مهم ما أفعله، فيمكنني أن أفعل ما أريده. أما أنا فأقول: لقد فعلت بما فيه الكفاية في إفساد نفسك وأنت تقرّ من دون أن تلاحظ ذلك بأنك تريد الخطية. </w:t>
+        <w:t xml:space="preserve">إن التعليم المقدّم في متى 18: 15 </w:t>
       </w:r>
       <w:r>
         <w:rPr>
@@ -376,9 +450,199 @@
           <w:rtl/>
           <w:lang w:bidi="ar-SA"/>
         </w:rPr>
-        <w:t xml:space="preserve"> لكن دعونا نواصل في </w:t>
-      </w:r>
-      <w:hyperlink r:id="rId5" w:anchor=":~:text=Gegenstand%20weiter%20fort.-,Der%20Apostel%20spricht,-hier%20nicht%20von" w:history="1">
+        <w:t xml:space="preserve"> 17 يبدو أنه لا يطابق</w:t>
+      </w:r>
+      <w:r>
+        <w:rPr>
+          <w:rFonts w:hint="cs"/>
+          <w:rtl/>
+          <w:lang w:bidi="ar-SA"/>
+        </w:rPr>
+        <w:t xml:space="preserve"> مطلقًا موضوعنا، مع أنه كثيرًا ما يُذكر. فهناك الكلام هو عن أخ ظُلم؛ ولكن إن كان الحديث هو عن الفاعل، فلن يكون الكلام أبدًا بأن على الكنيسة عزله، وإنما: "</w:t>
+      </w:r>
+      <w:r>
+        <w:rPr>
+          <w:rtl/>
+        </w:rPr>
+        <w:t xml:space="preserve"> </w:t>
+      </w:r>
+      <w:r>
+        <w:rPr>
+          <w:rtl/>
+          <w:lang w:bidi="ar-SA"/>
+        </w:rPr>
+        <w:t>فَلْيَكُنْ عِنْدَكَ كَالْوَثَنِيِّ وَالْعَشَّارِ</w:t>
+      </w:r>
+      <w:r>
+        <w:rPr>
+          <w:rFonts w:hint="cs"/>
+          <w:rtl/>
+          <w:lang w:bidi="ar-SA"/>
+        </w:rPr>
+        <w:t>" وقد يحدث أن الكنيسة عليها أن تقوم بذلك لاحقًا، ولكن الأمر ليس عن ذلك وحسب. فبكل بساطة مكتوب: "</w:t>
+      </w:r>
+      <w:r>
+        <w:rPr>
+          <w:rtl/>
+        </w:rPr>
+        <w:t xml:space="preserve"> </w:t>
+      </w:r>
+      <w:r>
+        <w:rPr>
+          <w:rtl/>
+          <w:lang w:bidi="ar-SA"/>
+        </w:rPr>
+        <w:t>فَلْيَكُنْ عِنْدَكَ</w:t>
+      </w:r>
+      <w:r>
+        <w:rPr>
+          <w:rFonts w:hint="cs"/>
+          <w:rtl/>
+          <w:lang w:bidi="ar-SA"/>
+        </w:rPr>
+        <w:t xml:space="preserve">" </w:t>
+      </w:r>
+      <w:r>
+        <w:rPr>
+          <w:rtl/>
+          <w:lang w:bidi="ar-SA"/>
+        </w:rPr>
+        <w:t>–</w:t>
+      </w:r>
+      <w:r>
+        <w:rPr>
+          <w:rFonts w:hint="cs"/>
+          <w:rtl/>
+          <w:lang w:bidi="ar-SA"/>
+        </w:rPr>
+        <w:t xml:space="preserve"> لم يعُد لي أي دخل فيه. فهنا لدينا الحالة بأن فردًا ظُلم كما قد يحدث أيضًا في ذبيحة الاثم، حيث يقول: "</w:t>
+      </w:r>
+      <w:r>
+        <w:rPr>
+          <w:rtl/>
+        </w:rPr>
+        <w:t xml:space="preserve"> </w:t>
+      </w:r>
+      <w:r>
+        <w:rPr>
+          <w:rtl/>
+          <w:lang w:bidi="ar-SA"/>
+        </w:rPr>
+        <w:t>إِذَا أَخْطَأَ أَحَدٌ وَخَانَ خِيَانَةً بِالرَّبِّ، وَجَحَدَ صَاحِبَهُ وَدِيعَةً</w:t>
+      </w:r>
+      <w:r>
+        <w:rPr>
+          <w:rFonts w:hint="cs"/>
+          <w:rtl/>
+          <w:lang w:bidi="ar-SA"/>
+        </w:rPr>
+        <w:t>" (كل عمل ضد وصايا الله وعمل لم يكن يجب أن يُعمل، كان خطية و</w:t>
+      </w:r>
+      <w:r>
+        <w:rPr>
+          <w:rFonts w:hint="cs"/>
+          <w:rtl/>
+          <w:lang w:bidi="ar-SA"/>
+        </w:rPr>
+        <w:t>تطلب ذبيحة خطية غير أنه كانت هنالك آثام ضد أشخاص، شر فُعل بجار جراء حجب ثقة أو ما شابه. وعلى ذلك كانت هنالك ذبيحة إثم. انظر الآيات السبعة الأولى من سفر اللاويين 6)، إلا أن عدم محدودية النعمة في الغفران تبقى قائمة وحتى "</w:t>
+      </w:r>
+      <w:r>
+        <w:rPr>
+          <w:rtl/>
+        </w:rPr>
+        <w:t xml:space="preserve"> </w:t>
+      </w:r>
+      <w:r>
+        <w:rPr>
+          <w:rtl/>
+          <w:lang w:bidi="ar-SA"/>
+        </w:rPr>
+        <w:t>إِلَى سَبْعِينَ مَرَّةً سَبْعَ مَرَّاتٍ</w:t>
+      </w:r>
+      <w:r>
+        <w:rPr>
+          <w:rFonts w:hint="cs"/>
+          <w:rtl/>
+          <w:lang w:bidi="ar-SA"/>
+        </w:rPr>
+        <w:t xml:space="preserve"> </w:t>
+      </w:r>
+      <w:r>
+        <w:rPr>
+          <w:rFonts w:hint="cs"/>
+          <w:rtl/>
+          <w:lang w:bidi="ar-SA"/>
+        </w:rPr>
+        <w:t>"، ولكن "</w:t>
+      </w:r>
+      <w:r>
+        <w:rPr>
+          <w:rtl/>
+        </w:rPr>
+        <w:t xml:space="preserve"> </w:t>
+      </w:r>
+      <w:r>
+        <w:rPr>
+          <w:rtl/>
+          <w:lang w:bidi="ar-SA"/>
+        </w:rPr>
+        <w:t>إِنْذَارًا تُنْذِرُ صَاحِبَكَ، وَلاَ تَحْمِلْ لأَجْلِهِ خَطِيَّةً.</w:t>
+      </w:r>
+      <w:r>
+        <w:rPr>
+          <w:rFonts w:hint="cs"/>
+          <w:rtl/>
+          <w:lang w:bidi="ar-SA"/>
+        </w:rPr>
+        <w:t xml:space="preserve"> (لكي لا تحمل ذنبًا بسببه)" أو، كما هو مكتوب في حاشية سفر اللاويين 19: 17: "ولا تتحمل خطية هي عليه".</w:t>
+      </w:r>
+    </w:p>
+    <w:p>
+      <w:pPr>
+        <w:rPr>
+          <w:rFonts w:hint="cs"/>
+          <w:rtl/>
+          <w:lang w:bidi="ar-SA"/>
+        </w:rPr>
+      </w:pPr>
+      <w:r>
+        <w:rPr>
+          <w:rFonts w:hint="cs"/>
+          <w:rtl/>
+          <w:lang w:bidi="ar-SA"/>
+        </w:rPr>
+        <w:t>إن ظلمني أحد ماذا أعمل؟ فإني لا أذهب نحو تأديب الآب ولا إلى تأديب الابن</w:t>
+      </w:r>
+      <w:r>
+        <w:rPr>
+          <w:rFonts w:hint="cs"/>
+          <w:rtl/>
+          <w:lang w:bidi="ar-SA"/>
+        </w:rPr>
+        <w:t xml:space="preserve"> على بيته، وإنما أتعامل معه بالمحبة في علاقة أخوية. فأذهب إليه وأقول: "أنت ظلمتني". فهذا التقويم في البِرّ هو أول أمر. ففي هذه المحاولة أترك النعمة فقط لتعمل عملها. ومتى ما حدث ذلك ولم يستمع لي، فإني آخذ معي واحدًا آخر أو اثنان حتى يؤكّد على الأمر "</w:t>
+      </w:r>
+      <w:r>
+        <w:rPr>
+          <w:rtl/>
+        </w:rPr>
+        <w:t xml:space="preserve"> </w:t>
+      </w:r>
+      <w:r>
+        <w:rPr>
+          <w:rtl/>
+          <w:lang w:bidi="ar-SA"/>
+        </w:rPr>
+        <w:t>عَلَى فَمِ شَاهِدَيْنِ أَوْ ثَلاَثَةٍ.</w:t>
+      </w:r>
+      <w:r>
+        <w:rPr>
+          <w:rFonts w:hint="cs"/>
+          <w:rtl/>
+          <w:lang w:bidi="ar-SA"/>
+        </w:rPr>
+        <w:t xml:space="preserve">". وإن أخفقت هذه المحاولة أيضًا ، فإني أخبر به لكل الكنيسة. إن امتنع الاستماع للكنيسة فليكن لك كالـ ..." إن الذي يوصف هنا هو تسلسل تصرف الفرد، وينتج منه العلاقة الشخصية بينها. </w:t>
+      </w:r>
+      <w:hyperlink r:id="rId5" w:history="1">
         <w:r>
           <w:rPr>
             <w:rStyle w:val="Hyperlink"/>
@@ -386,17 +650,9 @@
             <w:rtl/>
             <w:lang w:bidi="ar-SA"/>
           </w:rPr>
-          <w:t>موضوعنا</w:t>
+          <w:t>6</w:t>
         </w:r>
       </w:hyperlink>
-      <w:r>
-        <w:rPr>
-          <w:rFonts w:hint="cs"/>
-          <w:rtl/>
-          <w:lang w:bidi="ar-SA"/>
-        </w:rPr>
-        <w:t>.</w:t>
-      </w:r>
     </w:p>
     <w:sectPr>
       <w:pgSz w:w="12240" w:h="15840"/>
@@ -468,7 +724,7 @@
     <w:lsdException w:name="table of figures" w:semiHidden="1" w:unhideWhenUsed="1"/>
     <w:lsdException w:name="envelope address" w:semiHidden="1" w:unhideWhenUsed="1"/>
     <w:lsdException w:name="envelope return" w:semiHidden="1" w:unhideWhenUsed="1"/>
-    <w:lsdException w:name="footnote reference" w:semiHidden="1" w:unhideWhenUsed="1"/>
+    <w:lsdException w:name="footnote reference" w:semiHidden="1" w:unhideWhenUsed="1" w:qFormat="1"/>
     <w:lsdException w:name="annotation reference" w:semiHidden="1" w:unhideWhenUsed="1"/>
     <w:lsdException w:name="line number" w:semiHidden="1" w:unhideWhenUsed="1"/>
     <w:lsdException w:name="page number" w:semiHidden="1" w:unhideWhenUsed="1"/>
@@ -815,6 +1071,203 @@
       <w:lang w:bidi="ar-EG"/>
     </w:rPr>
   </w:style>
+  <w:style w:type="paragraph" w:styleId="Heading1">
+    <w:name w:val="heading 1"/>
+    <w:basedOn w:val="Normal"/>
+    <w:next w:val="Normal"/>
+    <w:link w:val="Heading1Char"/>
+    <w:uiPriority w:val="9"/>
+    <w:qFormat/>
+    <w:rsid w:val="00B266E0"/>
+    <w:pPr>
+      <w:keepNext/>
+      <w:keepLines/>
+      <w:spacing w:before="360" w:after="80"/>
+      <w:outlineLvl w:val="0"/>
+    </w:pPr>
+    <w:rPr>
+      <w:rFonts w:asciiTheme="majorHAnsi" w:eastAsiaTheme="majorEastAsia" w:hAnsiTheme="majorHAnsi" w:cstheme="majorBidi"/>
+      <w:color w:val="2F5496" w:themeColor="accent1" w:themeShade="BF"/>
+      <w:sz w:val="40"/>
+      <w:szCs w:val="40"/>
+    </w:rPr>
+  </w:style>
+  <w:style w:type="paragraph" w:styleId="Heading2">
+    <w:name w:val="heading 2"/>
+    <w:basedOn w:val="Normal"/>
+    <w:next w:val="Normal"/>
+    <w:link w:val="Heading2Char"/>
+    <w:uiPriority w:val="9"/>
+    <w:semiHidden/>
+    <w:unhideWhenUsed/>
+    <w:qFormat/>
+    <w:rsid w:val="00B266E0"/>
+    <w:pPr>
+      <w:keepNext/>
+      <w:keepLines/>
+      <w:spacing w:before="160" w:after="80"/>
+      <w:outlineLvl w:val="1"/>
+    </w:pPr>
+    <w:rPr>
+      <w:rFonts w:asciiTheme="majorHAnsi" w:eastAsiaTheme="majorEastAsia" w:hAnsiTheme="majorHAnsi" w:cstheme="majorBidi"/>
+      <w:color w:val="2F5496" w:themeColor="accent1" w:themeShade="BF"/>
+      <w:sz w:val="32"/>
+      <w:szCs w:val="32"/>
+    </w:rPr>
+  </w:style>
+  <w:style w:type="paragraph" w:styleId="Heading3">
+    <w:name w:val="heading 3"/>
+    <w:basedOn w:val="Normal"/>
+    <w:next w:val="Normal"/>
+    <w:link w:val="Heading3Char"/>
+    <w:uiPriority w:val="9"/>
+    <w:semiHidden/>
+    <w:unhideWhenUsed/>
+    <w:qFormat/>
+    <w:rsid w:val="00B266E0"/>
+    <w:pPr>
+      <w:keepNext/>
+      <w:keepLines/>
+      <w:spacing w:before="160" w:after="80"/>
+      <w:outlineLvl w:val="2"/>
+    </w:pPr>
+    <w:rPr>
+      <w:rFonts w:asciiTheme="minorHAnsi" w:eastAsiaTheme="majorEastAsia" w:hAnsiTheme="minorHAnsi" w:cstheme="majorBidi"/>
+      <w:color w:val="2F5496" w:themeColor="accent1" w:themeShade="BF"/>
+    </w:rPr>
+  </w:style>
+  <w:style w:type="paragraph" w:styleId="Heading4">
+    <w:name w:val="heading 4"/>
+    <w:basedOn w:val="Normal"/>
+    <w:next w:val="Normal"/>
+    <w:link w:val="Heading4Char"/>
+    <w:uiPriority w:val="9"/>
+    <w:semiHidden/>
+    <w:unhideWhenUsed/>
+    <w:qFormat/>
+    <w:rsid w:val="00B266E0"/>
+    <w:pPr>
+      <w:keepNext/>
+      <w:keepLines/>
+      <w:spacing w:before="80" w:after="40"/>
+      <w:outlineLvl w:val="3"/>
+    </w:pPr>
+    <w:rPr>
+      <w:rFonts w:asciiTheme="minorHAnsi" w:eastAsiaTheme="majorEastAsia" w:hAnsiTheme="minorHAnsi" w:cstheme="majorBidi"/>
+      <w:i/>
+      <w:iCs/>
+      <w:color w:val="2F5496" w:themeColor="accent1" w:themeShade="BF"/>
+    </w:rPr>
+  </w:style>
+  <w:style w:type="paragraph" w:styleId="Heading5">
+    <w:name w:val="heading 5"/>
+    <w:basedOn w:val="Normal"/>
+    <w:next w:val="Normal"/>
+    <w:link w:val="Heading5Char"/>
+    <w:uiPriority w:val="9"/>
+    <w:semiHidden/>
+    <w:unhideWhenUsed/>
+    <w:qFormat/>
+    <w:rsid w:val="00B266E0"/>
+    <w:pPr>
+      <w:keepNext/>
+      <w:keepLines/>
+      <w:spacing w:before="80" w:after="40"/>
+      <w:outlineLvl w:val="4"/>
+    </w:pPr>
+    <w:rPr>
+      <w:rFonts w:asciiTheme="minorHAnsi" w:eastAsiaTheme="majorEastAsia" w:hAnsiTheme="minorHAnsi" w:cstheme="majorBidi"/>
+      <w:color w:val="2F5496" w:themeColor="accent1" w:themeShade="BF"/>
+    </w:rPr>
+  </w:style>
+  <w:style w:type="paragraph" w:styleId="Heading6">
+    <w:name w:val="heading 6"/>
+    <w:basedOn w:val="Normal"/>
+    <w:next w:val="Normal"/>
+    <w:link w:val="Heading6Char"/>
+    <w:uiPriority w:val="9"/>
+    <w:semiHidden/>
+    <w:unhideWhenUsed/>
+    <w:qFormat/>
+    <w:rsid w:val="00B266E0"/>
+    <w:pPr>
+      <w:keepNext/>
+      <w:keepLines/>
+      <w:spacing w:before="40" w:after="0"/>
+      <w:outlineLvl w:val="5"/>
+    </w:pPr>
+    <w:rPr>
+      <w:rFonts w:asciiTheme="minorHAnsi" w:eastAsiaTheme="majorEastAsia" w:hAnsiTheme="minorHAnsi" w:cstheme="majorBidi"/>
+      <w:i/>
+      <w:iCs/>
+      <w:color w:val="595959" w:themeColor="text1" w:themeTint="A6"/>
+    </w:rPr>
+  </w:style>
+  <w:style w:type="paragraph" w:styleId="Heading7">
+    <w:name w:val="heading 7"/>
+    <w:basedOn w:val="Normal"/>
+    <w:next w:val="Normal"/>
+    <w:link w:val="Heading7Char"/>
+    <w:uiPriority w:val="9"/>
+    <w:semiHidden/>
+    <w:unhideWhenUsed/>
+    <w:qFormat/>
+    <w:rsid w:val="00B266E0"/>
+    <w:pPr>
+      <w:keepNext/>
+      <w:keepLines/>
+      <w:spacing w:before="40" w:after="0"/>
+      <w:outlineLvl w:val="6"/>
+    </w:pPr>
+    <w:rPr>
+      <w:rFonts w:asciiTheme="minorHAnsi" w:eastAsiaTheme="majorEastAsia" w:hAnsiTheme="minorHAnsi" w:cstheme="majorBidi"/>
+      <w:color w:val="595959" w:themeColor="text1" w:themeTint="A6"/>
+    </w:rPr>
+  </w:style>
+  <w:style w:type="paragraph" w:styleId="Heading8">
+    <w:name w:val="heading 8"/>
+    <w:basedOn w:val="Normal"/>
+    <w:next w:val="Normal"/>
+    <w:link w:val="Heading8Char"/>
+    <w:uiPriority w:val="9"/>
+    <w:semiHidden/>
+    <w:unhideWhenUsed/>
+    <w:qFormat/>
+    <w:rsid w:val="00B266E0"/>
+    <w:pPr>
+      <w:keepNext/>
+      <w:keepLines/>
+      <w:spacing w:after="0"/>
+      <w:outlineLvl w:val="7"/>
+    </w:pPr>
+    <w:rPr>
+      <w:rFonts w:asciiTheme="minorHAnsi" w:eastAsiaTheme="majorEastAsia" w:hAnsiTheme="minorHAnsi" w:cstheme="majorBidi"/>
+      <w:i/>
+      <w:iCs/>
+      <w:color w:val="272727" w:themeColor="text1" w:themeTint="D8"/>
+    </w:rPr>
+  </w:style>
+  <w:style w:type="paragraph" w:styleId="Heading9">
+    <w:name w:val="heading 9"/>
+    <w:basedOn w:val="Normal"/>
+    <w:next w:val="Normal"/>
+    <w:link w:val="Heading9Char"/>
+    <w:uiPriority w:val="9"/>
+    <w:semiHidden/>
+    <w:unhideWhenUsed/>
+    <w:qFormat/>
+    <w:rsid w:val="00B266E0"/>
+    <w:pPr>
+      <w:keepNext/>
+      <w:keepLines/>
+      <w:spacing w:after="0"/>
+      <w:outlineLvl w:val="8"/>
+    </w:pPr>
+    <w:rPr>
+      <w:rFonts w:asciiTheme="minorHAnsi" w:eastAsiaTheme="majorEastAsia" w:hAnsiTheme="minorHAnsi" w:cstheme="majorBidi"/>
+      <w:color w:val="272727" w:themeColor="text1" w:themeTint="D8"/>
+    </w:rPr>
+  </w:style>
   <w:style w:type="character" w:default="1" w:styleId="DefaultParagraphFont">
     <w:name w:val="Default Paragraph Font"/>
     <w:uiPriority w:val="1"/>
@@ -842,12 +1295,337 @@
     <w:semiHidden/>
     <w:unhideWhenUsed/>
   </w:style>
+  <w:style w:type="character" w:styleId="FootnoteReference">
+    <w:name w:val="footnote reference"/>
+    <w:basedOn w:val="DefaultParagraphFont"/>
+    <w:uiPriority w:val="99"/>
+    <w:semiHidden/>
+    <w:unhideWhenUsed/>
+    <w:qFormat/>
+    <w:rsid w:val="00EC5C84"/>
+    <w:rPr>
+      <w:rFonts w:ascii="Sakkal Majalla" w:hAnsi="Sakkal Majalla"/>
+      <w:b/>
+      <w:sz w:val="26"/>
+      <w:vertAlign w:val="superscript"/>
+    </w:rPr>
+  </w:style>
+  <w:style w:type="character" w:customStyle="1" w:styleId="Heading1Char">
+    <w:name w:val="Heading 1 Char"/>
+    <w:basedOn w:val="DefaultParagraphFont"/>
+    <w:link w:val="Heading1"/>
+    <w:uiPriority w:val="9"/>
+    <w:rsid w:val="00B266E0"/>
+    <w:rPr>
+      <w:rFonts w:asciiTheme="majorHAnsi" w:eastAsiaTheme="majorEastAsia" w:hAnsiTheme="majorHAnsi" w:cstheme="majorBidi"/>
+      <w:noProof/>
+      <w:color w:val="2F5496" w:themeColor="accent1" w:themeShade="BF"/>
+      <w:sz w:val="40"/>
+      <w:szCs w:val="40"/>
+      <w:lang w:bidi="ar-EG"/>
+    </w:rPr>
+  </w:style>
+  <w:style w:type="character" w:customStyle="1" w:styleId="Heading2Char">
+    <w:name w:val="Heading 2 Char"/>
+    <w:basedOn w:val="DefaultParagraphFont"/>
+    <w:link w:val="Heading2"/>
+    <w:uiPriority w:val="9"/>
+    <w:semiHidden/>
+    <w:rsid w:val="00B266E0"/>
+    <w:rPr>
+      <w:rFonts w:asciiTheme="majorHAnsi" w:eastAsiaTheme="majorEastAsia" w:hAnsiTheme="majorHAnsi" w:cstheme="majorBidi"/>
+      <w:noProof/>
+      <w:color w:val="2F5496" w:themeColor="accent1" w:themeShade="BF"/>
+      <w:sz w:val="32"/>
+      <w:szCs w:val="32"/>
+      <w:lang w:bidi="ar-EG"/>
+    </w:rPr>
+  </w:style>
+  <w:style w:type="character" w:customStyle="1" w:styleId="Heading3Char">
+    <w:name w:val="Heading 3 Char"/>
+    <w:basedOn w:val="DefaultParagraphFont"/>
+    <w:link w:val="Heading3"/>
+    <w:uiPriority w:val="9"/>
+    <w:semiHidden/>
+    <w:rsid w:val="00B266E0"/>
+    <w:rPr>
+      <w:rFonts w:asciiTheme="minorHAnsi" w:eastAsiaTheme="majorEastAsia" w:hAnsiTheme="minorHAnsi" w:cstheme="majorBidi"/>
+      <w:noProof/>
+      <w:color w:val="2F5496" w:themeColor="accent1" w:themeShade="BF"/>
+      <w:lang w:bidi="ar-EG"/>
+    </w:rPr>
+  </w:style>
+  <w:style w:type="character" w:customStyle="1" w:styleId="Heading4Char">
+    <w:name w:val="Heading 4 Char"/>
+    <w:basedOn w:val="DefaultParagraphFont"/>
+    <w:link w:val="Heading4"/>
+    <w:uiPriority w:val="9"/>
+    <w:semiHidden/>
+    <w:rsid w:val="00B266E0"/>
+    <w:rPr>
+      <w:rFonts w:asciiTheme="minorHAnsi" w:eastAsiaTheme="majorEastAsia" w:hAnsiTheme="minorHAnsi" w:cstheme="majorBidi"/>
+      <w:i/>
+      <w:iCs/>
+      <w:noProof/>
+      <w:color w:val="2F5496" w:themeColor="accent1" w:themeShade="BF"/>
+      <w:lang w:bidi="ar-EG"/>
+    </w:rPr>
+  </w:style>
+  <w:style w:type="character" w:customStyle="1" w:styleId="Heading5Char">
+    <w:name w:val="Heading 5 Char"/>
+    <w:basedOn w:val="DefaultParagraphFont"/>
+    <w:link w:val="Heading5"/>
+    <w:uiPriority w:val="9"/>
+    <w:semiHidden/>
+    <w:rsid w:val="00B266E0"/>
+    <w:rPr>
+      <w:rFonts w:asciiTheme="minorHAnsi" w:eastAsiaTheme="majorEastAsia" w:hAnsiTheme="minorHAnsi" w:cstheme="majorBidi"/>
+      <w:noProof/>
+      <w:color w:val="2F5496" w:themeColor="accent1" w:themeShade="BF"/>
+      <w:lang w:bidi="ar-EG"/>
+    </w:rPr>
+  </w:style>
+  <w:style w:type="character" w:customStyle="1" w:styleId="Heading6Char">
+    <w:name w:val="Heading 6 Char"/>
+    <w:basedOn w:val="DefaultParagraphFont"/>
+    <w:link w:val="Heading6"/>
+    <w:uiPriority w:val="9"/>
+    <w:semiHidden/>
+    <w:rsid w:val="00B266E0"/>
+    <w:rPr>
+      <w:rFonts w:asciiTheme="minorHAnsi" w:eastAsiaTheme="majorEastAsia" w:hAnsiTheme="minorHAnsi" w:cstheme="majorBidi"/>
+      <w:i/>
+      <w:iCs/>
+      <w:noProof/>
+      <w:color w:val="595959" w:themeColor="text1" w:themeTint="A6"/>
+      <w:lang w:bidi="ar-EG"/>
+    </w:rPr>
+  </w:style>
+  <w:style w:type="character" w:customStyle="1" w:styleId="Heading7Char">
+    <w:name w:val="Heading 7 Char"/>
+    <w:basedOn w:val="DefaultParagraphFont"/>
+    <w:link w:val="Heading7"/>
+    <w:uiPriority w:val="9"/>
+    <w:semiHidden/>
+    <w:rsid w:val="00B266E0"/>
+    <w:rPr>
+      <w:rFonts w:asciiTheme="minorHAnsi" w:eastAsiaTheme="majorEastAsia" w:hAnsiTheme="minorHAnsi" w:cstheme="majorBidi"/>
+      <w:noProof/>
+      <w:color w:val="595959" w:themeColor="text1" w:themeTint="A6"/>
+      <w:lang w:bidi="ar-EG"/>
+    </w:rPr>
+  </w:style>
+  <w:style w:type="character" w:customStyle="1" w:styleId="Heading8Char">
+    <w:name w:val="Heading 8 Char"/>
+    <w:basedOn w:val="DefaultParagraphFont"/>
+    <w:link w:val="Heading8"/>
+    <w:uiPriority w:val="9"/>
+    <w:semiHidden/>
+    <w:rsid w:val="00B266E0"/>
+    <w:rPr>
+      <w:rFonts w:asciiTheme="minorHAnsi" w:eastAsiaTheme="majorEastAsia" w:hAnsiTheme="minorHAnsi" w:cstheme="majorBidi"/>
+      <w:i/>
+      <w:iCs/>
+      <w:noProof/>
+      <w:color w:val="272727" w:themeColor="text1" w:themeTint="D8"/>
+      <w:lang w:bidi="ar-EG"/>
+    </w:rPr>
+  </w:style>
+  <w:style w:type="character" w:customStyle="1" w:styleId="Heading9Char">
+    <w:name w:val="Heading 9 Char"/>
+    <w:basedOn w:val="DefaultParagraphFont"/>
+    <w:link w:val="Heading9"/>
+    <w:uiPriority w:val="9"/>
+    <w:semiHidden/>
+    <w:rsid w:val="00B266E0"/>
+    <w:rPr>
+      <w:rFonts w:asciiTheme="minorHAnsi" w:eastAsiaTheme="majorEastAsia" w:hAnsiTheme="minorHAnsi" w:cstheme="majorBidi"/>
+      <w:noProof/>
+      <w:color w:val="272727" w:themeColor="text1" w:themeTint="D8"/>
+      <w:lang w:bidi="ar-EG"/>
+    </w:rPr>
+  </w:style>
+  <w:style w:type="paragraph" w:styleId="Title">
+    <w:name w:val="Title"/>
+    <w:basedOn w:val="Normal"/>
+    <w:next w:val="Normal"/>
+    <w:link w:val="TitleChar"/>
+    <w:uiPriority w:val="10"/>
+    <w:qFormat/>
+    <w:rsid w:val="00B266E0"/>
+    <w:pPr>
+      <w:spacing w:after="80" w:line="240" w:lineRule="auto"/>
+      <w:contextualSpacing/>
+    </w:pPr>
+    <w:rPr>
+      <w:rFonts w:asciiTheme="majorHAnsi" w:eastAsiaTheme="majorEastAsia" w:hAnsiTheme="majorHAnsi" w:cstheme="majorBidi"/>
+      <w:spacing w:val="-10"/>
+      <w:kern w:val="28"/>
+      <w:sz w:val="56"/>
+      <w:szCs w:val="56"/>
+    </w:rPr>
+  </w:style>
+  <w:style w:type="character" w:customStyle="1" w:styleId="TitleChar">
+    <w:name w:val="Title Char"/>
+    <w:basedOn w:val="DefaultParagraphFont"/>
+    <w:link w:val="Title"/>
+    <w:uiPriority w:val="10"/>
+    <w:rsid w:val="00B266E0"/>
+    <w:rPr>
+      <w:rFonts w:asciiTheme="majorHAnsi" w:eastAsiaTheme="majorEastAsia" w:hAnsiTheme="majorHAnsi" w:cstheme="majorBidi"/>
+      <w:noProof/>
+      <w:spacing w:val="-10"/>
+      <w:kern w:val="28"/>
+      <w:sz w:val="56"/>
+      <w:szCs w:val="56"/>
+      <w:lang w:bidi="ar-EG"/>
+    </w:rPr>
+  </w:style>
+  <w:style w:type="paragraph" w:styleId="Subtitle">
+    <w:name w:val="Subtitle"/>
+    <w:basedOn w:val="Normal"/>
+    <w:next w:val="Normal"/>
+    <w:link w:val="SubtitleChar"/>
+    <w:uiPriority w:val="11"/>
+    <w:qFormat/>
+    <w:rsid w:val="00B266E0"/>
+    <w:pPr>
+      <w:numPr>
+        <w:ilvl w:val="1"/>
+      </w:numPr>
+    </w:pPr>
+    <w:rPr>
+      <w:rFonts w:asciiTheme="minorHAnsi" w:eastAsiaTheme="majorEastAsia" w:hAnsiTheme="minorHAnsi" w:cstheme="majorBidi"/>
+      <w:color w:val="595959" w:themeColor="text1" w:themeTint="A6"/>
+      <w:spacing w:val="15"/>
+    </w:rPr>
+  </w:style>
+  <w:style w:type="character" w:customStyle="1" w:styleId="SubtitleChar">
+    <w:name w:val="Subtitle Char"/>
+    <w:basedOn w:val="DefaultParagraphFont"/>
+    <w:link w:val="Subtitle"/>
+    <w:uiPriority w:val="11"/>
+    <w:rsid w:val="00B266E0"/>
+    <w:rPr>
+      <w:rFonts w:asciiTheme="minorHAnsi" w:eastAsiaTheme="majorEastAsia" w:hAnsiTheme="minorHAnsi" w:cstheme="majorBidi"/>
+      <w:noProof/>
+      <w:color w:val="595959" w:themeColor="text1" w:themeTint="A6"/>
+      <w:spacing w:val="15"/>
+      <w:lang w:bidi="ar-EG"/>
+    </w:rPr>
+  </w:style>
+  <w:style w:type="paragraph" w:styleId="Quote">
+    <w:name w:val="Quote"/>
+    <w:basedOn w:val="Normal"/>
+    <w:next w:val="Normal"/>
+    <w:link w:val="QuoteChar"/>
+    <w:uiPriority w:val="29"/>
+    <w:qFormat/>
+    <w:rsid w:val="00B266E0"/>
+    <w:pPr>
+      <w:spacing w:before="160"/>
+      <w:jc w:val="center"/>
+    </w:pPr>
+    <w:rPr>
+      <w:i/>
+      <w:iCs/>
+      <w:color w:val="404040" w:themeColor="text1" w:themeTint="BF"/>
+    </w:rPr>
+  </w:style>
+  <w:style w:type="character" w:customStyle="1" w:styleId="QuoteChar">
+    <w:name w:val="Quote Char"/>
+    <w:basedOn w:val="DefaultParagraphFont"/>
+    <w:link w:val="Quote"/>
+    <w:uiPriority w:val="29"/>
+    <w:rsid w:val="00B266E0"/>
+    <w:rPr>
+      <w:i/>
+      <w:iCs/>
+      <w:noProof/>
+      <w:color w:val="404040" w:themeColor="text1" w:themeTint="BF"/>
+      <w:lang w:bidi="ar-EG"/>
+    </w:rPr>
+  </w:style>
+  <w:style w:type="paragraph" w:styleId="ListParagraph">
+    <w:name w:val="List Paragraph"/>
+    <w:basedOn w:val="Normal"/>
+    <w:uiPriority w:val="34"/>
+    <w:qFormat/>
+    <w:rsid w:val="00B266E0"/>
+    <w:pPr>
+      <w:ind w:left="720"/>
+      <w:contextualSpacing/>
+    </w:pPr>
+  </w:style>
+  <w:style w:type="character" w:styleId="IntenseEmphasis">
+    <w:name w:val="Intense Emphasis"/>
+    <w:basedOn w:val="DefaultParagraphFont"/>
+    <w:uiPriority w:val="21"/>
+    <w:qFormat/>
+    <w:rsid w:val="00B266E0"/>
+    <w:rPr>
+      <w:i/>
+      <w:iCs/>
+      <w:color w:val="2F5496" w:themeColor="accent1" w:themeShade="BF"/>
+    </w:rPr>
+  </w:style>
+  <w:style w:type="paragraph" w:styleId="IntenseQuote">
+    <w:name w:val="Intense Quote"/>
+    <w:basedOn w:val="Normal"/>
+    <w:next w:val="Normal"/>
+    <w:link w:val="IntenseQuoteChar"/>
+    <w:uiPriority w:val="30"/>
+    <w:qFormat/>
+    <w:rsid w:val="00B266E0"/>
+    <w:pPr>
+      <w:pBdr>
+        <w:top w:val="single" w:sz="4" w:space="10" w:color="2F5496" w:themeColor="accent1" w:themeShade="BF"/>
+        <w:bottom w:val="single" w:sz="4" w:space="10" w:color="2F5496" w:themeColor="accent1" w:themeShade="BF"/>
+      </w:pBdr>
+      <w:spacing w:before="360" w:after="360"/>
+      <w:ind w:left="864" w:right="864"/>
+      <w:jc w:val="center"/>
+    </w:pPr>
+    <w:rPr>
+      <w:i/>
+      <w:iCs/>
+      <w:color w:val="2F5496" w:themeColor="accent1" w:themeShade="BF"/>
+    </w:rPr>
+  </w:style>
+  <w:style w:type="character" w:customStyle="1" w:styleId="IntenseQuoteChar">
+    <w:name w:val="Intense Quote Char"/>
+    <w:basedOn w:val="DefaultParagraphFont"/>
+    <w:link w:val="IntenseQuote"/>
+    <w:uiPriority w:val="30"/>
+    <w:rsid w:val="00B266E0"/>
+    <w:rPr>
+      <w:i/>
+      <w:iCs/>
+      <w:noProof/>
+      <w:color w:val="2F5496" w:themeColor="accent1" w:themeShade="BF"/>
+      <w:lang w:bidi="ar-EG"/>
+    </w:rPr>
+  </w:style>
+  <w:style w:type="character" w:styleId="IntenseReference">
+    <w:name w:val="Intense Reference"/>
+    <w:basedOn w:val="DefaultParagraphFont"/>
+    <w:uiPriority w:val="32"/>
+    <w:qFormat/>
+    <w:rsid w:val="00B266E0"/>
+    <w:rPr>
+      <w:b/>
+      <w:bCs/>
+      <w:smallCaps/>
+      <w:color w:val="2F5496" w:themeColor="accent1" w:themeShade="BF"/>
+      <w:spacing w:val="5"/>
+    </w:rPr>
+  </w:style>
   <w:style w:type="character" w:styleId="Hyperlink">
     <w:name w:val="Hyperlink"/>
     <w:basedOn w:val="DefaultParagraphFont"/>
     <w:uiPriority w:val="99"/>
     <w:unhideWhenUsed/>
-    <w:rsid w:val="008A5F20"/>
+    <w:rsid w:val="003752EC"/>
     <w:rPr>
       <w:color w:val="0563C1" w:themeColor="hyperlink"/>
       <w:u w:val="single"/>
@@ -859,10 +1637,22 @@
     <w:uiPriority w:val="99"/>
     <w:semiHidden/>
     <w:unhideWhenUsed/>
-    <w:rsid w:val="008A5F20"/>
+    <w:rsid w:val="003752EC"/>
     <w:rPr>
       <w:color w:val="605E5C"/>
       <w:shd w:val="clear" w:color="auto" w:fill="E1DFDD"/>
+    </w:rPr>
+  </w:style>
+  <w:style w:type="character" w:styleId="FollowedHyperlink">
+    <w:name w:val="FollowedHyperlink"/>
+    <w:basedOn w:val="DefaultParagraphFont"/>
+    <w:uiPriority w:val="99"/>
+    <w:semiHidden/>
+    <w:unhideWhenUsed/>
+    <w:rsid w:val="0007040D"/>
+    <w:rPr>
+      <w:color w:val="954F72" w:themeColor="followedHyperlink"/>
+      <w:u w:val="single"/>
     </w:rPr>
   </w:style>
 </w:styles>
@@ -966,7 +1756,7 @@
         <a:latin typeface="Calibri" panose="020F0502020204030204"/>
         <a:ea typeface=""/>
         <a:cs typeface=""/>
-        <a:font script="Jpan" typeface="游明朝"/>
+        <a:font script="Jpan" typeface="游ゴシック"/>
         <a:font script="Hang" typeface="맑은 고딕"/>
         <a:font script="Hans" typeface="等线"/>
         <a:font script="Hant" typeface="新細明體"/>
